--- a/hw4.ddl/screenshots.docx
+++ b/hw4.ddl/screenshots.docx
@@ -16,9 +16,17 @@
       </w:r>
     </w:p>
     <w:p>
+      <w:pPr>
+        <w:rPr>
+          <w:rFonts w:hint="eastAsia"/>
+        </w:rPr>
+      </w:pPr>
       <w:r>
+        <w:rPr>
+          <w:noProof/>
+        </w:rPr>
         <w:drawing>
-          <wp:inline distT="0" distB="0" distL="0" distR="0" wp14:anchorId="3FED28DE" wp14:editId="0845988E">
+          <wp:inline distT="0" distB="0" distL="0" distR="0" wp14:anchorId="3FED28DE" wp14:editId="52B92215">
             <wp:extent cx="4892464" cy="419136"/>
             <wp:effectExtent l="0" t="0" r="3810" b="0"/>
             <wp:docPr id="439452260" name="图片 1"/>
@@ -55,7 +63,15 @@
       </w:r>
     </w:p>
     <w:p>
+      <w:pPr>
+        <w:rPr>
+          <w:rFonts w:hint="eastAsia"/>
+        </w:rPr>
+      </w:pPr>
       <w:r>
+        <w:rPr>
+          <w:noProof/>
+        </w:rPr>
         <w:drawing>
           <wp:inline distT="0" distB="0" distL="0" distR="0" wp14:anchorId="1B7B2102" wp14:editId="513A188D">
             <wp:extent cx="5274310" cy="330200"/>
@@ -94,7 +110,15 @@
       </w:r>
     </w:p>
     <w:p>
+      <w:pPr>
+        <w:rPr>
+          <w:rFonts w:hint="eastAsia"/>
+        </w:rPr>
+      </w:pPr>
       <w:r>
+        <w:rPr>
+          <w:noProof/>
+        </w:rPr>
         <w:drawing>
           <wp:inline distT="0" distB="0" distL="0" distR="0" wp14:anchorId="13DBDB51" wp14:editId="15708A06">
             <wp:extent cx="5274310" cy="5260975"/>
@@ -133,6 +157,11 @@
       </w:r>
     </w:p>
     <w:p>
+      <w:pPr>
+        <w:rPr>
+          <w:rFonts w:hint="eastAsia"/>
+        </w:rPr>
+      </w:pPr>
       <w:r>
         <w:rPr>
           <w:rFonts w:hint="eastAsia"/>
@@ -140,8 +169,19 @@
         <w:t>Answer：1058</w:t>
       </w:r>
     </w:p>
-    <w:p/>
     <w:p>
+      <w:pPr>
+        <w:rPr>
+          <w:rFonts w:hint="eastAsia"/>
+        </w:rPr>
+      </w:pPr>
+    </w:p>
+    <w:p>
+      <w:pPr>
+        <w:rPr>
+          <w:rFonts w:hint="eastAsia"/>
+        </w:rPr>
+      </w:pPr>
       <w:r>
         <w:rPr>
           <w:rFonts w:hint="eastAsia"/>
@@ -150,7 +190,15 @@
       </w:r>
     </w:p>
     <w:p>
+      <w:pPr>
+        <w:rPr>
+          <w:rFonts w:hint="eastAsia"/>
+        </w:rPr>
+      </w:pPr>
       <w:r>
+        <w:rPr>
+          <w:noProof/>
+        </w:rPr>
         <w:drawing>
           <wp:inline distT="0" distB="0" distL="0" distR="0" wp14:anchorId="3605479B" wp14:editId="0398DC61">
             <wp:extent cx="3055885" cy="243861"/>
@@ -189,7 +237,15 @@
       </w:r>
     </w:p>
     <w:p>
+      <w:pPr>
+        <w:rPr>
+          <w:rFonts w:hint="eastAsia"/>
+        </w:rPr>
+      </w:pPr>
       <w:r>
+        <w:rPr>
+          <w:noProof/>
+        </w:rPr>
         <w:drawing>
           <wp:inline distT="0" distB="0" distL="0" distR="0" wp14:anchorId="2F96851B" wp14:editId="3C7D27AA">
             <wp:extent cx="2911092" cy="236240"/>
@@ -234,6 +290,9 @@
         </w:rPr>
       </w:pPr>
       <w:r>
+        <w:rPr>
+          <w:noProof/>
+        </w:rPr>
         <w:lastRenderedPageBreak/>
         <w:drawing>
           <wp:inline distT="0" distB="0" distL="0" distR="0" wp14:anchorId="5C56A9B3" wp14:editId="03B92DE5">
